--- a/2026/KrDzU2026poz16.docx
+++ b/2026/KrDzU2026poz16.docx
@@ -565,7 +565,21 @@
           <w:rFonts w:ascii="Times New Roman" w:eastAsiaTheme="minorHAnsi" w:hAnsi="Times New Roman" w:cs="Times New Roman"/>
           <w:lang w:eastAsia="en-US"/>
         </w:rPr>
-        <w:t xml:space="preserve">owódców oraz najwyższych dowódców wojskowych; </w:t>
+        <w:t>owódców</w:t>
+      </w:r>
+      <w:r>
+        <w:rPr>
+          <w:rFonts w:ascii="Times New Roman" w:eastAsiaTheme="minorHAnsi" w:hAnsi="Times New Roman" w:cs="Times New Roman"/>
+          <w:lang w:eastAsia="en-US"/>
+        </w:rPr>
+        <w:t>, Kanclerza Wojskowego Korony</w:t>
+      </w:r>
+      <w:r>
+        <w:rPr>
+          <w:rFonts w:ascii="Times New Roman" w:eastAsiaTheme="minorHAnsi" w:hAnsi="Times New Roman" w:cs="Times New Roman"/>
+          <w:lang w:eastAsia="en-US"/>
+        </w:rPr>
+        <w:t xml:space="preserve"> oraz najwyższych dowódców wojskowych; </w:t>
       </w:r>
     </w:p>
     <w:p>
@@ -766,8 +780,17 @@
           <w:rFonts w:ascii="Times New Roman" w:eastAsiaTheme="minorHAnsi" w:hAnsi="Times New Roman" w:cs="Times New Roman"/>
           <w:lang w:eastAsia="en-US"/>
         </w:rPr>
-        <w:t>podporządkowaną właściwemu ministrowi-dowódcy</w:t>
-      </w:r>
+        <w:t xml:space="preserve">podporządkowaną właściwemu </w:t>
+      </w:r>
+      <w:proofErr w:type="spellStart"/>
+      <w:r>
+        <w:rPr>
+          <w:rFonts w:ascii="Times New Roman" w:eastAsiaTheme="minorHAnsi" w:hAnsi="Times New Roman" w:cs="Times New Roman"/>
+          <w:lang w:eastAsia="en-US"/>
+        </w:rPr>
+        <w:t>ministrowi-dowódcy</w:t>
+      </w:r>
+      <w:proofErr w:type="spellEnd"/>
       <w:r>
         <w:rPr>
           <w:rFonts w:ascii="Times New Roman" w:eastAsiaTheme="minorHAnsi" w:hAnsi="Times New Roman" w:cs="Times New Roman"/>
@@ -829,12 +852,21 @@
         </w:rPr>
         <w:t xml:space="preserve">) </w:t>
       </w:r>
-      <w:r>
-        <w:rPr>
-          <w:rFonts w:ascii="Times New Roman" w:eastAsiaTheme="minorHAnsi" w:hAnsi="Times New Roman" w:cs="Times New Roman"/>
-          <w:lang w:eastAsia="en-US"/>
-        </w:rPr>
-        <w:t>Feloroście – należy przez to rozumieć obszar budowy ponadnarodowej strefy bezpieczeństwa i pokoju, będący głównym rejonem operacji zagranicznych</w:t>
+      <w:proofErr w:type="spellStart"/>
+      <w:r>
+        <w:rPr>
+          <w:rFonts w:ascii="Times New Roman" w:eastAsiaTheme="minorHAnsi" w:hAnsi="Times New Roman" w:cs="Times New Roman"/>
+          <w:lang w:eastAsia="en-US"/>
+        </w:rPr>
+        <w:t>Feloroście</w:t>
+      </w:r>
+      <w:proofErr w:type="spellEnd"/>
+      <w:r>
+        <w:rPr>
+          <w:rFonts w:ascii="Times New Roman" w:eastAsiaTheme="minorHAnsi" w:hAnsi="Times New Roman" w:cs="Times New Roman"/>
+          <w:lang w:eastAsia="en-US"/>
+        </w:rPr>
+        <w:t xml:space="preserve"> – należy przez to rozumieć obszar budowy ponadnarodowej strefy bezpieczeństwa i pokoju, będący głównym rejonem operacji zagranicznych</w:t>
       </w:r>
       <w:r>
         <w:rPr>
@@ -1264,7 +1296,28 @@
           <w:rFonts w:ascii="Times New Roman" w:eastAsiaTheme="minorHAnsi" w:hAnsi="Times New Roman" w:cs="Times New Roman"/>
           <w:lang w:eastAsia="en-US"/>
         </w:rPr>
-        <w:t>ztabów poszczególnych rodzajów wojsk oraz Kanclerz Wojskowy Korony.</w:t>
+        <w:t>ztabów poszczególnych rodzajów wojsk</w:t>
+      </w:r>
+      <w:r>
+        <w:rPr>
+          <w:rFonts w:ascii="Times New Roman" w:eastAsiaTheme="minorHAnsi" w:hAnsi="Times New Roman" w:cs="Times New Roman"/>
+          <w:lang w:eastAsia="en-US"/>
+        </w:rPr>
+        <w:t xml:space="preserve">, </w:t>
+      </w:r>
+      <w:r>
+        <w:rPr>
+          <w:rFonts w:ascii="Times New Roman" w:eastAsiaTheme="minorHAnsi" w:hAnsi="Times New Roman" w:cs="Times New Roman"/>
+          <w:lang w:eastAsia="en-US"/>
+        </w:rPr>
+        <w:t>szef logistyki koronnej</w:t>
+      </w:r>
+      <w:r>
+        <w:rPr>
+          <w:rFonts w:ascii="Times New Roman" w:eastAsiaTheme="minorHAnsi" w:hAnsi="Times New Roman" w:cs="Times New Roman"/>
+          <w:lang w:eastAsia="en-US"/>
+        </w:rPr>
+        <w:t xml:space="preserve"> oraz Kanclerz Wojskowy Korony.</w:t>
       </w:r>
     </w:p>
     <w:p>
@@ -2854,21 +2907,28 @@
           <w:rFonts w:ascii="Times New Roman" w:eastAsiaTheme="minorHAnsi" w:hAnsi="Times New Roman" w:cs="Times New Roman"/>
           <w:lang w:eastAsia="en-US"/>
         </w:rPr>
-        <w:t>Minister koronny właściwy do spraw wojsk lądowych sprawuje bezpośrednie dowodzenie Wojskami Lądowymi oraz zarządza garnizonami</w:t>
-      </w:r>
-      <w:r>
-        <w:rPr>
-          <w:rFonts w:ascii="Times New Roman" w:eastAsiaTheme="minorHAnsi" w:hAnsi="Times New Roman" w:cs="Times New Roman"/>
-          <w:lang w:eastAsia="en-US"/>
-        </w:rPr>
-        <w:t xml:space="preserve"> i </w:t>
-      </w:r>
-      <w:r>
-        <w:rPr>
-          <w:rFonts w:ascii="Times New Roman" w:eastAsiaTheme="minorHAnsi" w:hAnsi="Times New Roman" w:cs="Times New Roman"/>
-          <w:lang w:eastAsia="en-US"/>
-        </w:rPr>
-        <w:t>obronną infrastrukturą lądową</w:t>
+        <w:t>Minister koronny właściwy do spraw wojsk lądowych sprawuje bezpośrednie dowodzenie Wojskami Lądowymi</w:t>
+      </w:r>
+      <w:r>
+        <w:rPr>
+          <w:rFonts w:ascii="Times New Roman" w:eastAsiaTheme="minorHAnsi" w:hAnsi="Times New Roman" w:cs="Times New Roman"/>
+          <w:lang w:eastAsia="en-US"/>
+        </w:rPr>
+        <w:t>,</w:t>
+      </w:r>
+      <w:r>
+        <w:rPr>
+          <w:rFonts w:ascii="Times New Roman" w:eastAsiaTheme="minorHAnsi" w:hAnsi="Times New Roman" w:cs="Times New Roman"/>
+          <w:lang w:eastAsia="en-US"/>
+        </w:rPr>
+        <w:t xml:space="preserve"> oraz zarządza garnizonami</w:t>
+      </w:r>
+      <w:r>
+        <w:rPr>
+          <w:rFonts w:ascii="Times New Roman" w:eastAsiaTheme="minorHAnsi" w:hAnsi="Times New Roman" w:cs="Times New Roman"/>
+          <w:lang w:eastAsia="en-US"/>
+        </w:rPr>
+        <w:t xml:space="preserve"> i obronną infrastrukturą lądową</w:t>
       </w:r>
       <w:r>
         <w:rPr>
@@ -3026,21 +3086,7 @@
           <w:rFonts w:ascii="Times New Roman" w:eastAsiaTheme="minorHAnsi" w:hAnsi="Times New Roman" w:cs="Times New Roman"/>
           <w:lang w:eastAsia="en-US"/>
         </w:rPr>
-        <w:t xml:space="preserve"> i </w:t>
-      </w:r>
-      <w:r>
-        <w:rPr>
-          <w:rFonts w:ascii="Times New Roman" w:eastAsiaTheme="minorHAnsi" w:hAnsi="Times New Roman" w:cs="Times New Roman"/>
-          <w:lang w:eastAsia="en-US"/>
-        </w:rPr>
-        <w:t>piechoty</w:t>
-      </w:r>
-      <w:r>
-        <w:rPr>
-          <w:rFonts w:ascii="Times New Roman" w:eastAsiaTheme="minorHAnsi" w:hAnsi="Times New Roman" w:cs="Times New Roman"/>
-          <w:lang w:eastAsia="en-US"/>
-        </w:rPr>
-        <w:t xml:space="preserve"> morskiej</w:t>
+        <w:t xml:space="preserve"> i piechoty morskiej</w:t>
       </w:r>
       <w:r>
         <w:rPr>
@@ -3130,7 +3176,23 @@
           <w:rFonts w:ascii="Times New Roman" w:eastAsiaTheme="minorHAnsi" w:hAnsi="Times New Roman" w:cs="Times New Roman"/>
           <w:lang w:eastAsia="en-US"/>
         </w:rPr>
-        <w:t xml:space="preserve"> 1. Minister koronny właściwy do spraw sił powietrznych i obrony przestrzeni sprawuje bezpośrednie dowodzenie skrzydłami lotniczymi oraz jednostkami obrony przeciwlotniczej i przeciwkosmicznej. </w:t>
+        <w:t xml:space="preserve"> 1. Minister koronny właściwy do spraw sił powietrznych i obrony przestrzeni sprawuje bezpośrednie dowodzenie skrzydłami lotniczymi oraz jednostkami obrony przeciwlotniczej i </w:t>
+      </w:r>
+      <w:proofErr w:type="spellStart"/>
+      <w:r>
+        <w:rPr>
+          <w:rFonts w:ascii="Times New Roman" w:eastAsiaTheme="minorHAnsi" w:hAnsi="Times New Roman" w:cs="Times New Roman"/>
+          <w:lang w:eastAsia="en-US"/>
+        </w:rPr>
+        <w:t>przeciwkosmicznej</w:t>
+      </w:r>
+      <w:proofErr w:type="spellEnd"/>
+      <w:r>
+        <w:rPr>
+          <w:rFonts w:ascii="Times New Roman" w:eastAsiaTheme="minorHAnsi" w:hAnsi="Times New Roman" w:cs="Times New Roman"/>
+          <w:lang w:eastAsia="en-US"/>
+        </w:rPr>
+        <w:t xml:space="preserve">. </w:t>
       </w:r>
     </w:p>
     <w:p>
@@ -3286,7 +3348,23 @@
           <w:rFonts w:ascii="Times New Roman" w:eastAsiaTheme="minorHAnsi" w:hAnsi="Times New Roman" w:cs="Times New Roman"/>
           <w:lang w:eastAsia="en-US"/>
         </w:rPr>
-        <w:t>Koronna Służba Cyberbezpieczeństwa i Kryptologii (KSCK)</w:t>
+        <w:t xml:space="preserve">Koronna Służba </w:t>
+      </w:r>
+      <w:proofErr w:type="spellStart"/>
+      <w:r>
+        <w:rPr>
+          <w:rFonts w:ascii="Times New Roman" w:eastAsiaTheme="minorHAnsi" w:hAnsi="Times New Roman" w:cs="Times New Roman"/>
+          <w:lang w:eastAsia="en-US"/>
+        </w:rPr>
+        <w:t>Cyberbezpieczeństwa</w:t>
+      </w:r>
+      <w:proofErr w:type="spellEnd"/>
+      <w:r>
+        <w:rPr>
+          <w:rFonts w:ascii="Times New Roman" w:eastAsiaTheme="minorHAnsi" w:hAnsi="Times New Roman" w:cs="Times New Roman"/>
+          <w:lang w:eastAsia="en-US"/>
+        </w:rPr>
+        <w:t xml:space="preserve"> i Kryptologii (KSCK)</w:t>
       </w:r>
       <w:r>
         <w:rPr>
@@ -3321,7 +3399,39 @@
           <w:rFonts w:ascii="Times New Roman" w:eastAsiaTheme="minorHAnsi" w:hAnsi="Times New Roman" w:cs="Times New Roman"/>
           <w:lang w:eastAsia="en-US"/>
         </w:rPr>
-        <w:t>. Koronna Służba Cyberbezpieczeństwa i Kryptologii odpowiada za ochronę wojskowych systemów teleinformatycznych przed cyberatakami, prowadzenie ofensywnych działań w infoprzestrzeni oraz łamanie szyfrów przeciwnika.</w:t>
+        <w:t xml:space="preserve">. Koronna Służba </w:t>
+      </w:r>
+      <w:proofErr w:type="spellStart"/>
+      <w:r>
+        <w:rPr>
+          <w:rFonts w:ascii="Times New Roman" w:eastAsiaTheme="minorHAnsi" w:hAnsi="Times New Roman" w:cs="Times New Roman"/>
+          <w:lang w:eastAsia="en-US"/>
+        </w:rPr>
+        <w:t>Cyberbezpieczeństwa</w:t>
+      </w:r>
+      <w:proofErr w:type="spellEnd"/>
+      <w:r>
+        <w:rPr>
+          <w:rFonts w:ascii="Times New Roman" w:eastAsiaTheme="minorHAnsi" w:hAnsi="Times New Roman" w:cs="Times New Roman"/>
+          <w:lang w:eastAsia="en-US"/>
+        </w:rPr>
+        <w:t xml:space="preserve"> i Kryptologii odpowiada za ochronę wojskowych systemów teleinformatycznych przed cyberatakami, prowadzenie ofensywnych działań w </w:t>
+      </w:r>
+      <w:proofErr w:type="spellStart"/>
+      <w:r>
+        <w:rPr>
+          <w:rFonts w:ascii="Times New Roman" w:eastAsiaTheme="minorHAnsi" w:hAnsi="Times New Roman" w:cs="Times New Roman"/>
+          <w:lang w:eastAsia="en-US"/>
+        </w:rPr>
+        <w:t>infoprzestrzeni</w:t>
+      </w:r>
+      <w:proofErr w:type="spellEnd"/>
+      <w:r>
+        <w:rPr>
+          <w:rFonts w:ascii="Times New Roman" w:eastAsiaTheme="minorHAnsi" w:hAnsi="Times New Roman" w:cs="Times New Roman"/>
+          <w:lang w:eastAsia="en-US"/>
+        </w:rPr>
+        <w:t xml:space="preserve"> oraz łamanie szyfrów przeciwnika.</w:t>
       </w:r>
     </w:p>
     <w:p>
@@ -3622,7 +3732,23 @@
           <w:rFonts w:ascii="Times New Roman" w:hAnsi="Times New Roman" w:cs="Times New Roman"/>
           <w:bCs/>
         </w:rPr>
-        <w:t>pełni rolę głównego koordynatora logistyki ogólnowojskowej dla całej Wielkiej Armii Koronnej</w:t>
+        <w:t xml:space="preserve">pełni rolę głównego koordynatora logistyki </w:t>
+      </w:r>
+      <w:proofErr w:type="spellStart"/>
+      <w:r>
+        <w:rPr>
+          <w:rFonts w:ascii="Times New Roman" w:hAnsi="Times New Roman" w:cs="Times New Roman"/>
+          <w:bCs/>
+        </w:rPr>
+        <w:t>ogólnowojskowej</w:t>
+      </w:r>
+      <w:proofErr w:type="spellEnd"/>
+      <w:r>
+        <w:rPr>
+          <w:rFonts w:ascii="Times New Roman" w:hAnsi="Times New Roman" w:cs="Times New Roman"/>
+          <w:bCs/>
+        </w:rPr>
+        <w:t xml:space="preserve"> dla całej Wielkiej Armii Koronnej</w:t>
       </w:r>
       <w:r>
         <w:rPr>
@@ -4662,7 +4788,23 @@
           <w:rFonts w:ascii="Times New Roman" w:eastAsiaTheme="minorHAnsi" w:hAnsi="Times New Roman" w:cs="Times New Roman"/>
           <w:lang w:eastAsia="en-US"/>
         </w:rPr>
-        <w:t>W skład Rady Szefów Służb Specjalnych wchodzą szefowie: Koronnego Kontrwywiadu Wojskowego, Wojskowego Biura Rozpoznania Technicznego, Koronnego Wywiadu Wojskowego, Koronnej Służby Cyberbezpieczeństwa i Kryptologii oraz Koronnego Korpusu Obserwatorów i Łączników.</w:t>
+        <w:t xml:space="preserve">W skład Rady Szefów Służb Specjalnych wchodzą szefowie: Koronnego Kontrwywiadu Wojskowego, Wojskowego Biura Rozpoznania Technicznego, Koronnego Wywiadu Wojskowego, Koronnej Służby </w:t>
+      </w:r>
+      <w:proofErr w:type="spellStart"/>
+      <w:r>
+        <w:rPr>
+          <w:rFonts w:ascii="Times New Roman" w:eastAsiaTheme="minorHAnsi" w:hAnsi="Times New Roman" w:cs="Times New Roman"/>
+          <w:lang w:eastAsia="en-US"/>
+        </w:rPr>
+        <w:t>Cyberbezpieczeństwa</w:t>
+      </w:r>
+      <w:proofErr w:type="spellEnd"/>
+      <w:r>
+        <w:rPr>
+          <w:rFonts w:ascii="Times New Roman" w:eastAsiaTheme="minorHAnsi" w:hAnsi="Times New Roman" w:cs="Times New Roman"/>
+          <w:lang w:eastAsia="en-US"/>
+        </w:rPr>
+        <w:t xml:space="preserve"> i Kryptologii oraz Koronnego Korpusu Obserwatorów i Łączników.</w:t>
       </w:r>
     </w:p>
     <w:p>
@@ -5073,27 +5215,59 @@
           <w:rFonts w:ascii="Times New Roman" w:eastAsiaTheme="minorHAnsi" w:hAnsi="Times New Roman" w:cs="Times New Roman"/>
           <w:lang w:eastAsia="en-US"/>
         </w:rPr>
-        <w:t xml:space="preserve">2. WBRT w porozumieniu z Koronną Służbą Cyberbezpieczeństwa i Kryptologii (KSCK) zarządza systemami kryptograficznymi chroniącymi łączność dowodzenia Wielkiej Armii Koronnej. </w:t>
-      </w:r>
-    </w:p>
-    <w:p>
-      <w:pPr>
-        <w:tabs>
-          <w:tab w:val="left" w:pos="3807"/>
-        </w:tabs>
-        <w:spacing w:after="0" w:line="360" w:lineRule="auto"/>
-        <w:jc w:val="both"/>
-        <w:rPr>
-          <w:rFonts w:ascii="Times New Roman" w:eastAsiaTheme="minorHAnsi" w:hAnsi="Times New Roman" w:cs="Times New Roman"/>
-          <w:lang w:eastAsia="en-US"/>
-        </w:rPr>
-      </w:pPr>
-      <w:r>
-        <w:rPr>
-          <w:rFonts w:ascii="Times New Roman" w:eastAsiaTheme="minorHAnsi" w:hAnsi="Times New Roman" w:cs="Times New Roman"/>
-          <w:lang w:eastAsia="en-US"/>
-        </w:rPr>
-        <w:t>3. KSCK jest uprawniona do prowadzenia ofensywnych działań w infoprzestrzeni przeciwko systemom teleinformatycznym przeciwnika oraz do przejmowania i deszyfrowania komunikacji zagrażającej bezpieczeństwu wojskowemu Korony.</w:t>
+        <w:t xml:space="preserve">2. WBRT w porozumieniu z Koronną Służbą </w:t>
+      </w:r>
+      <w:proofErr w:type="spellStart"/>
+      <w:r>
+        <w:rPr>
+          <w:rFonts w:ascii="Times New Roman" w:eastAsiaTheme="minorHAnsi" w:hAnsi="Times New Roman" w:cs="Times New Roman"/>
+          <w:lang w:eastAsia="en-US"/>
+        </w:rPr>
+        <w:t>Cyberbezpieczeństwa</w:t>
+      </w:r>
+      <w:proofErr w:type="spellEnd"/>
+      <w:r>
+        <w:rPr>
+          <w:rFonts w:ascii="Times New Roman" w:eastAsiaTheme="minorHAnsi" w:hAnsi="Times New Roman" w:cs="Times New Roman"/>
+          <w:lang w:eastAsia="en-US"/>
+        </w:rPr>
+        <w:t xml:space="preserve"> i Kryptologii (KSCK) zarządza systemami kryptograficznymi chroniącymi łączność dowodzenia Wielkiej Armii Koronnej. </w:t>
+      </w:r>
+    </w:p>
+    <w:p>
+      <w:pPr>
+        <w:tabs>
+          <w:tab w:val="left" w:pos="3807"/>
+        </w:tabs>
+        <w:spacing w:after="0" w:line="360" w:lineRule="auto"/>
+        <w:jc w:val="both"/>
+        <w:rPr>
+          <w:rFonts w:ascii="Times New Roman" w:eastAsiaTheme="minorHAnsi" w:hAnsi="Times New Roman" w:cs="Times New Roman"/>
+          <w:lang w:eastAsia="en-US"/>
+        </w:rPr>
+      </w:pPr>
+      <w:r>
+        <w:rPr>
+          <w:rFonts w:ascii="Times New Roman" w:eastAsiaTheme="minorHAnsi" w:hAnsi="Times New Roman" w:cs="Times New Roman"/>
+          <w:lang w:eastAsia="en-US"/>
+        </w:rPr>
+        <w:t xml:space="preserve">3. KSCK jest uprawniona do prowadzenia ofensywnych działań w </w:t>
+      </w:r>
+      <w:proofErr w:type="spellStart"/>
+      <w:r>
+        <w:rPr>
+          <w:rFonts w:ascii="Times New Roman" w:eastAsiaTheme="minorHAnsi" w:hAnsi="Times New Roman" w:cs="Times New Roman"/>
+          <w:lang w:eastAsia="en-US"/>
+        </w:rPr>
+        <w:t>infoprzestrzeni</w:t>
+      </w:r>
+      <w:proofErr w:type="spellEnd"/>
+      <w:r>
+        <w:rPr>
+          <w:rFonts w:ascii="Times New Roman" w:eastAsiaTheme="minorHAnsi" w:hAnsi="Times New Roman" w:cs="Times New Roman"/>
+          <w:lang w:eastAsia="en-US"/>
+        </w:rPr>
+        <w:t xml:space="preserve"> przeciwko systemom teleinformatycznym przeciwnika oraz do przejmowania i deszyfrowania komunikacji zagrażającej bezpieczeństwu wojskowemu Korony.</w:t>
       </w:r>
     </w:p>
     <w:p>
@@ -5397,7 +5571,23 @@
           <w:rFonts w:ascii="Times New Roman" w:eastAsiaTheme="minorHAnsi" w:hAnsi="Times New Roman" w:cs="Times New Roman"/>
           <w:lang w:eastAsia="en-US"/>
         </w:rPr>
-        <w:t>Kandydat do zawodowej służby wojskowej musi posiadać obywatelstwo Korony, nieposzlakowaną opinię oraz przejść specjalistyczne szkolenie w ośrodkach podległych właściwemu ministrowi-dowódcy.</w:t>
+        <w:t xml:space="preserve">Kandydat do zawodowej służby wojskowej musi posiadać obywatelstwo Korony, nieposzlakowaną opinię oraz przejść specjalistyczne szkolenie w ośrodkach podległych właściwemu </w:t>
+      </w:r>
+      <w:proofErr w:type="spellStart"/>
+      <w:r>
+        <w:rPr>
+          <w:rFonts w:ascii="Times New Roman" w:eastAsiaTheme="minorHAnsi" w:hAnsi="Times New Roman" w:cs="Times New Roman"/>
+          <w:lang w:eastAsia="en-US"/>
+        </w:rPr>
+        <w:t>ministrowi-dowódcy</w:t>
+      </w:r>
+      <w:proofErr w:type="spellEnd"/>
+      <w:r>
+        <w:rPr>
+          <w:rFonts w:ascii="Times New Roman" w:eastAsiaTheme="minorHAnsi" w:hAnsi="Times New Roman" w:cs="Times New Roman"/>
+          <w:lang w:eastAsia="en-US"/>
+        </w:rPr>
+        <w:t>.</w:t>
       </w:r>
     </w:p>
     <w:p>
@@ -5424,7 +5614,23 @@
           <w:rFonts w:ascii="Times New Roman" w:eastAsiaTheme="minorHAnsi" w:hAnsi="Times New Roman" w:cs="Times New Roman"/>
           <w:lang w:eastAsia="en-US"/>
         </w:rPr>
-        <w:t>Model szkolenia zawodowego obejmuje przygotowanie ogólnowojskowe oraz specjalistyczne, dostosowane do wymagań konkretnego rodzaju sił zbrojnych</w:t>
+        <w:t xml:space="preserve">Model szkolenia zawodowego obejmuje przygotowanie </w:t>
+      </w:r>
+      <w:proofErr w:type="spellStart"/>
+      <w:r>
+        <w:rPr>
+          <w:rFonts w:ascii="Times New Roman" w:eastAsiaTheme="minorHAnsi" w:hAnsi="Times New Roman" w:cs="Times New Roman"/>
+          <w:lang w:eastAsia="en-US"/>
+        </w:rPr>
+        <w:t>ogólnowojskowe</w:t>
+      </w:r>
+      <w:proofErr w:type="spellEnd"/>
+      <w:r>
+        <w:rPr>
+          <w:rFonts w:ascii="Times New Roman" w:eastAsiaTheme="minorHAnsi" w:hAnsi="Times New Roman" w:cs="Times New Roman"/>
+          <w:lang w:eastAsia="en-US"/>
+        </w:rPr>
+        <w:t xml:space="preserve"> oraz specjalistyczne, dostosowane do wymagań konkretnego rodzaju sił zbrojnych</w:t>
       </w:r>
       <w:r>
         <w:rPr>
@@ -5929,6 +6135,47 @@
         </w:rPr>
         <w:t>owódcę.</w:t>
       </w:r>
+      <w:r>
+        <w:rPr>
+          <w:rFonts w:ascii="Times New Roman" w:eastAsiaTheme="minorHAnsi" w:hAnsi="Times New Roman" w:cs="Times New Roman"/>
+          <w:lang w:eastAsia="en-US"/>
+        </w:rPr>
+        <w:t xml:space="preserve"> </w:t>
+      </w:r>
+    </w:p>
+    <w:p>
+      <w:pPr>
+        <w:tabs>
+          <w:tab w:val="left" w:pos="3807"/>
+        </w:tabs>
+        <w:spacing w:after="0" w:line="360" w:lineRule="auto"/>
+        <w:jc w:val="both"/>
+        <w:rPr>
+          <w:rFonts w:ascii="Times New Roman" w:eastAsiaTheme="minorHAnsi" w:hAnsi="Times New Roman" w:cs="Times New Roman"/>
+          <w:lang w:eastAsia="en-US"/>
+        </w:rPr>
+      </w:pPr>
+      <w:r>
+        <w:rPr>
+          <w:rFonts w:ascii="Times New Roman" w:eastAsiaTheme="minorHAnsi" w:hAnsi="Times New Roman" w:cs="Times New Roman"/>
+          <w:lang w:eastAsia="en-US"/>
+        </w:rPr>
+        <w:t>4</w:t>
+      </w:r>
+      <w:r>
+        <w:rPr>
+          <w:rFonts w:ascii="Times New Roman" w:eastAsiaTheme="minorHAnsi" w:hAnsi="Times New Roman" w:cs="Times New Roman"/>
+          <w:lang w:eastAsia="en-US"/>
+        </w:rPr>
+        <w:t>. Przewodniczący Rządu Koronnego określi w drodze rozporządzenia wzór plakietek określających stopnie wojskowe oraz wzór mundurów wojskowych</w:t>
+      </w:r>
+      <w:r>
+        <w:rPr>
+          <w:rFonts w:ascii="Times New Roman" w:eastAsiaTheme="minorHAnsi" w:hAnsi="Times New Roman" w:cs="Times New Roman"/>
+          <w:lang w:eastAsia="en-US"/>
+        </w:rPr>
+        <w:t xml:space="preserve"> obowiązujących w każdym rodzaju sił zbrojnych.</w:t>
+      </w:r>
     </w:p>
     <w:p>
       <w:pPr>
@@ -6014,6 +6261,7 @@
           <w:rFonts w:ascii="Times New Roman" w:eastAsiaTheme="minorHAnsi" w:hAnsi="Times New Roman" w:cs="Times New Roman"/>
           <w:lang w:eastAsia="en-US"/>
         </w:rPr>
+        <w:lastRenderedPageBreak/>
         <w:t xml:space="preserve">1) w korpusie szeregowych: szeregowy oraz kapral; </w:t>
       </w:r>
     </w:p>
@@ -6054,7 +6302,6 @@
           <w:rFonts w:ascii="Times New Roman" w:eastAsiaTheme="minorHAnsi" w:hAnsi="Times New Roman" w:cs="Times New Roman"/>
           <w:lang w:eastAsia="en-US"/>
         </w:rPr>
-        <w:lastRenderedPageBreak/>
         <w:t>3) w korpusie oficerów: porucznik, pułkownik oraz generał.</w:t>
       </w:r>
     </w:p>
@@ -7182,7 +7429,23 @@
           <w:rFonts w:ascii="Times New Roman" w:eastAsiaTheme="minorHAnsi" w:hAnsi="Times New Roman" w:cs="Times New Roman"/>
           <w:lang w:eastAsia="en-US"/>
         </w:rPr>
-        <w:t xml:space="preserve"> ponadnarodowej strefy bezpieczeństwa i pokoju w Feloroście. </w:t>
+        <w:t xml:space="preserve"> ponadnarodowej strefy bezpieczeństwa i pokoju w </w:t>
+      </w:r>
+      <w:proofErr w:type="spellStart"/>
+      <w:r>
+        <w:rPr>
+          <w:rFonts w:ascii="Times New Roman" w:eastAsiaTheme="minorHAnsi" w:hAnsi="Times New Roman" w:cs="Times New Roman"/>
+          <w:lang w:eastAsia="en-US"/>
+        </w:rPr>
+        <w:t>Feloroście</w:t>
+      </w:r>
+      <w:proofErr w:type="spellEnd"/>
+      <w:r>
+        <w:rPr>
+          <w:rFonts w:ascii="Times New Roman" w:eastAsiaTheme="minorHAnsi" w:hAnsi="Times New Roman" w:cs="Times New Roman"/>
+          <w:lang w:eastAsia="en-US"/>
+        </w:rPr>
+        <w:t xml:space="preserve">. </w:t>
       </w:r>
     </w:p>
     <w:p>
@@ -7471,8 +7734,17 @@
           <w:rFonts w:ascii="Times New Roman" w:eastAsiaTheme="minorHAnsi" w:hAnsi="Times New Roman" w:cs="Times New Roman"/>
           <w:lang w:eastAsia="en-US"/>
         </w:rPr>
-        <w:t xml:space="preserve"> ponadnarodowej strefy bezpieczeństwa i pokoju w Feloroście</w:t>
-      </w:r>
+        <w:t xml:space="preserve"> ponadnarodowej strefy bezpieczeństwa i pokoju w </w:t>
+      </w:r>
+      <w:proofErr w:type="spellStart"/>
+      <w:r>
+        <w:rPr>
+          <w:rFonts w:ascii="Times New Roman" w:eastAsiaTheme="minorHAnsi" w:hAnsi="Times New Roman" w:cs="Times New Roman"/>
+          <w:lang w:eastAsia="en-US"/>
+        </w:rPr>
+        <w:t>Feloroście</w:t>
+      </w:r>
+      <w:proofErr w:type="spellEnd"/>
       <w:r>
         <w:rPr>
           <w:rFonts w:ascii="Times New Roman" w:eastAsiaTheme="minorHAnsi" w:hAnsi="Times New Roman" w:cs="Times New Roman"/>
@@ -8014,7 +8286,23 @@
           <w:rFonts w:ascii="Times New Roman" w:eastAsiaTheme="minorHAnsi" w:hAnsi="Times New Roman" w:cs="Times New Roman"/>
           <w:lang w:eastAsia="en-US"/>
         </w:rPr>
-        <w:t xml:space="preserve"> 1. Koronna Służba Cyberbezpieczeństwa i Kryptologii (KSCK) posiada szczególne uprawnienia w zakresie ochrony wojskowych i państwowych systemów teleinformatycznych przed cyberatakami. </w:t>
+        <w:t xml:space="preserve"> 1. Koronna Służba </w:t>
+      </w:r>
+      <w:proofErr w:type="spellStart"/>
+      <w:r>
+        <w:rPr>
+          <w:rFonts w:ascii="Times New Roman" w:eastAsiaTheme="minorHAnsi" w:hAnsi="Times New Roman" w:cs="Times New Roman"/>
+          <w:lang w:eastAsia="en-US"/>
+        </w:rPr>
+        <w:t>Cyberbezpieczeństwa</w:t>
+      </w:r>
+      <w:proofErr w:type="spellEnd"/>
+      <w:r>
+        <w:rPr>
+          <w:rFonts w:ascii="Times New Roman" w:eastAsiaTheme="minorHAnsi" w:hAnsi="Times New Roman" w:cs="Times New Roman"/>
+          <w:lang w:eastAsia="en-US"/>
+        </w:rPr>
+        <w:t xml:space="preserve"> i Kryptologii (KSCK) posiada szczególne uprawnienia w zakresie ochrony wojskowych i państwowych systemów teleinformatycznych przed cyberatakami. </w:t>
       </w:r>
     </w:p>
     <w:p>
@@ -9563,6 +9851,7 @@
         <w:docPartUnique/>
       </w:docPartObj>
     </w:sdtPr>
+    <w:sdtEndPr/>
     <w:sdtContent>
       <w:sdt>
         <w:sdtPr>
@@ -9577,6 +9866,7 @@
             <w:docPartUnique/>
           </w:docPartObj>
         </w:sdtPr>
+        <w:sdtEndPr/>
         <w:sdtContent>
           <w:p>
             <w:pPr>
@@ -9732,6 +10022,7 @@
         <w:docPartUnique/>
       </w:docPartObj>
     </w:sdtPr>
+    <w:sdtEndPr/>
     <w:sdtContent>
       <w:sdt>
         <w:sdtPr>
@@ -9746,6 +10037,7 @@
             <w:docPartUnique/>
           </w:docPartObj>
         </w:sdtPr>
+        <w:sdtEndPr/>
         <w:sdtContent>
           <w:p>
             <w:pPr>
